--- a/specs/Rocky_API_Technical_Requirements_v1.6.docx
+++ b/specs/Rocky_API_Technical_Requirements_v1.6.docx
@@ -15419,6 +15419,1058 @@
     <w:p>
       <w:r>
         <w:t>Version history: v1.6 (30 Jun 2026) — added Section 11 confirming the Rocky API contract from the published OpenAPI spec; set authentication to X-API-Key; flagged Sections 8.1–8.3 as superseded.</w:t>
+      </w:r>
+    </w:p>
+    <w:p>
+      <w:r>
+        <w:br w:type="page"/>
+      </w:r>
+    </w:p>
+    <w:p>
+      <w:pPr>
+        <w:pStyle w:val="Heading1"/>
+      </w:pPr>
+      <w:r>
+        <w:t>13. Curaleaf clarification update — 5 August 2026</w:t>
+      </w:r>
+    </w:p>
+    <w:p>
+      <w:r>
+        <w:t>This section records Phil’s answers to Q1–Q13 and the resulting implementation and release position. It supersedes earlier assumptions where they conflict.</w:t>
+      </w:r>
+    </w:p>
+    <w:tbl>
+      <w:tblPr>
+        <w:tblW w:type="auto" w:w="0"/>
+        <w:tblLayout w:type="fixed"/>
+        <w:tblLook w:firstColumn="1" w:firstRow="1" w:lastColumn="0" w:lastRow="0" w:noHBand="0" w:noVBand="1" w:val="04A0"/>
+        <w:tblBorders>
+          <w:top w:val="single" w:sz="4" w:color="B7C9D3"/>
+          <w:left w:val="single" w:sz="4" w:color="B7C9D3"/>
+          <w:bottom w:val="single" w:sz="4" w:color="B7C9D3"/>
+          <w:right w:val="single" w:sz="4" w:color="B7C9D3"/>
+          <w:insideH w:val="single" w:sz="4" w:color="B7C9D3"/>
+          <w:insideV w:val="single" w:sz="4" w:color="B7C9D3"/>
+        </w:tblBorders>
+      </w:tblPr>
+      <w:tblGrid>
+        <w:gridCol w:w="2520"/>
+        <w:gridCol w:w="2520"/>
+        <w:gridCol w:w="2520"/>
+        <w:gridCol w:w="2520"/>
+      </w:tblGrid>
+      <w:tr>
+        <w:tc>
+          <w:tcPr>
+            <w:tcW w:type="dxa" w:w="792"/>
+            <w:shd w:fill="DCEAF0"/>
+            <w:vAlign w:val="center"/>
+          </w:tcPr>
+          <w:p>
+            <w:r>
+              <w:rPr>
+                <w:b/>
+              </w:rPr>
+              <w:t>Item</w:t>
+            </w:r>
+          </w:p>
+        </w:tc>
+        <w:tc>
+          <w:tcPr>
+            <w:tcW w:type="dxa" w:w="3384"/>
+            <w:shd w:fill="DCEAF0"/>
+            <w:vAlign w:val="center"/>
+          </w:tcPr>
+          <w:p>
+            <w:r>
+              <w:rPr>
+                <w:b/>
+              </w:rPr>
+              <w:t>Curaleaf response</w:t>
+            </w:r>
+          </w:p>
+        </w:tc>
+        <w:tc>
+          <w:tcPr>
+            <w:tcW w:type="dxa" w:w="4392"/>
+            <w:shd w:fill="DCEAF0"/>
+            <w:vAlign w:val="center"/>
+          </w:tcPr>
+          <w:p>
+            <w:r>
+              <w:rPr>
+                <w:b/>
+              </w:rPr>
+              <w:t>HHH requirement / action</w:t>
+            </w:r>
+          </w:p>
+        </w:tc>
+        <w:tc>
+          <w:tcPr>
+            <w:tcW w:type="dxa" w:w="1224"/>
+            <w:shd w:fill="DCEAF0"/>
+            <w:vAlign w:val="center"/>
+          </w:tcPr>
+          <w:p>
+            <w:r>
+              <w:rPr>
+                <w:b/>
+              </w:rPr>
+              <w:t>Position</w:t>
+            </w:r>
+          </w:p>
+        </w:tc>
+      </w:tr>
+      <w:tr>
+        <w:tc>
+          <w:tcPr>
+            <w:tcW w:type="dxa" w:w="792"/>
+            <w:vAlign w:val="center"/>
+          </w:tcPr>
+          <w:p>
+            <w:pPr>
+              <w:spacing w:after="40" w:before="40"/>
+            </w:pPr>
+            <w:r>
+              <w:rPr>
+                <w:sz w:val="16"/>
+              </w:rPr>
+              <w:t>Q1</w:t>
+            </w:r>
+          </w:p>
+        </w:tc>
+        <w:tc>
+          <w:tcPr>
+            <w:tcW w:type="dxa" w:w="3384"/>
+            <w:vAlign w:val="center"/>
+          </w:tcPr>
+          <w:p>
+            <w:pPr>
+              <w:spacing w:after="40" w:before="40"/>
+            </w:pPr>
+            <w:r>
+              <w:rPr>
+                <w:sz w:val="16"/>
+              </w:rPr>
+              <w:t>customerId is Curaleaf’s stable internal pharmacy identifier.</w:t>
+            </w:r>
+          </w:p>
+        </w:tc>
+        <w:tc>
+          <w:tcPr>
+            <w:tcW w:type="dxa" w:w="4392"/>
+            <w:vAlign w:val="center"/>
+          </w:tcPr>
+          <w:p>
+            <w:pPr>
+              <w:spacing w:after="40" w:before="40"/>
+            </w:pPr>
+            <w:r>
+              <w:rPr>
+                <w:sz w:val="16"/>
+              </w:rPr>
+              <w:t>Store it as an internal/PHAR identifier; never infer a GPhC mapping.</w:t>
+            </w:r>
+          </w:p>
+        </w:tc>
+        <w:tc>
+          <w:tcPr>
+            <w:tcW w:type="dxa" w:w="1224"/>
+            <w:vAlign w:val="center"/>
+          </w:tcPr>
+          <w:p>
+            <w:pPr>
+              <w:spacing w:after="40" w:before="40"/>
+            </w:pPr>
+            <w:r>
+              <w:rPr>
+                <w:sz w:val="16"/>
+              </w:rPr>
+              <w:t>Confirmed</w:t>
+            </w:r>
+          </w:p>
+        </w:tc>
+      </w:tr>
+      <w:tr>
+        <w:tc>
+          <w:tcPr>
+            <w:tcW w:type="dxa" w:w="792"/>
+            <w:vAlign w:val="center"/>
+          </w:tcPr>
+          <w:p>
+            <w:pPr>
+              <w:spacing w:after="40" w:before="40"/>
+            </w:pPr>
+            <w:r>
+              <w:rPr>
+                <w:sz w:val="16"/>
+              </w:rPr>
+              <w:t>Q2</w:t>
+            </w:r>
+          </w:p>
+        </w:tc>
+        <w:tc>
+          <w:tcPr>
+            <w:tcW w:type="dxa" w:w="3384"/>
+            <w:vAlign w:val="center"/>
+          </w:tcPr>
+          <w:p>
+            <w:pPr>
+              <w:spacing w:after="40" w:before="40"/>
+            </w:pPr>
+            <w:r>
+              <w:rPr>
+                <w:sz w:val="16"/>
+              </w:rPr>
+              <w:t>Customer-specific catalogues and prices are possible; applicability to HHH awaits Ellis.</w:t>
+            </w:r>
+          </w:p>
+        </w:tc>
+        <w:tc>
+          <w:tcPr>
+            <w:tcW w:type="dxa" w:w="4392"/>
+            <w:vAlign w:val="center"/>
+          </w:tcPr>
+          <w:p>
+            <w:pPr>
+              <w:spacing w:after="40" w:before="40"/>
+            </w:pPr>
+            <w:r>
+              <w:rPr>
+                <w:sz w:val="16"/>
+              </w:rPr>
+              <w:t>Keep catalogue and quote data isolated per pharmacy key and cache.</w:t>
+            </w:r>
+          </w:p>
+        </w:tc>
+        <w:tc>
+          <w:tcPr>
+            <w:tcW w:type="dxa" w:w="1224"/>
+            <w:vAlign w:val="center"/>
+          </w:tcPr>
+          <w:p>
+            <w:pPr>
+              <w:spacing w:after="40" w:before="40"/>
+            </w:pPr>
+            <w:r>
+              <w:rPr>
+                <w:sz w:val="16"/>
+              </w:rPr>
+              <w:t>Open with Ellis</w:t>
+            </w:r>
+          </w:p>
+        </w:tc>
+      </w:tr>
+      <w:tr>
+        <w:tc>
+          <w:tcPr>
+            <w:tcW w:type="dxa" w:w="792"/>
+            <w:vAlign w:val="center"/>
+          </w:tcPr>
+          <w:p>
+            <w:pPr>
+              <w:spacing w:after="40" w:before="40"/>
+            </w:pPr>
+            <w:r>
+              <w:rPr>
+                <w:sz w:val="16"/>
+              </w:rPr>
+              <w:t>Q3</w:t>
+            </w:r>
+          </w:p>
+        </w:tc>
+        <w:tc>
+          <w:tcPr>
+            <w:tcW w:type="dxa" w:w="3384"/>
+            <w:vAlign w:val="center"/>
+          </w:tcPr>
+          <w:p>
+            <w:pPr>
+              <w:spacing w:after="40" w:before="40"/>
+            </w:pPr>
+            <w:r>
+              <w:rPr>
+                <w:sz w:val="16"/>
+              </w:rPr>
+              <w:t>No master/partner API key is available.</w:t>
+            </w:r>
+          </w:p>
+        </w:tc>
+        <w:tc>
+          <w:tcPr>
+            <w:tcW w:type="dxa" w:w="4392"/>
+            <w:vAlign w:val="center"/>
+          </w:tcPr>
+          <w:p>
+            <w:pPr>
+              <w:spacing w:after="40" w:before="40"/>
+            </w:pPr>
+            <w:r>
+              <w:rPr>
+                <w:sz w:val="16"/>
+              </w:rPr>
+              <w:t>Use a separate read/write key per pharmacy; optional separate read-only key.</w:t>
+            </w:r>
+          </w:p>
+        </w:tc>
+        <w:tc>
+          <w:tcPr>
+            <w:tcW w:type="dxa" w:w="1224"/>
+            <w:vAlign w:val="center"/>
+          </w:tcPr>
+          <w:p>
+            <w:pPr>
+              <w:spacing w:after="40" w:before="40"/>
+            </w:pPr>
+            <w:r>
+              <w:rPr>
+                <w:sz w:val="16"/>
+              </w:rPr>
+              <w:t>Confirmed</w:t>
+            </w:r>
+          </w:p>
+        </w:tc>
+      </w:tr>
+      <w:tr>
+        <w:tc>
+          <w:tcPr>
+            <w:tcW w:type="dxa" w:w="792"/>
+            <w:vAlign w:val="center"/>
+          </w:tcPr>
+          <w:p>
+            <w:pPr>
+              <w:spacing w:after="40" w:before="40"/>
+            </w:pPr>
+            <w:r>
+              <w:rPr>
+                <w:sz w:val="16"/>
+              </w:rPr>
+              <w:t>Q4</w:t>
+            </w:r>
+          </w:p>
+        </w:tc>
+        <w:tc>
+          <w:tcPr>
+            <w:tcW w:type="dxa" w:w="3384"/>
+            <w:vAlign w:val="center"/>
+          </w:tcPr>
+          <w:p>
+            <w:pPr>
+              <w:spacing w:after="40" w:before="40"/>
+            </w:pPr>
+            <w:r>
+              <w:rPr>
+                <w:sz w:val="16"/>
+              </w:rPr>
+              <w:t>Stocked development products are still to be supplied.</w:t>
+            </w:r>
+          </w:p>
+        </w:tc>
+        <w:tc>
+          <w:tcPr>
+            <w:tcW w:type="dxa" w:w="4392"/>
+            <w:vAlign w:val="center"/>
+          </w:tcPr>
+          <w:p>
+            <w:pPr>
+              <w:spacing w:after="40" w:before="40"/>
+            </w:pPr>
+            <w:r>
+              <w:rPr>
+                <w:sz w:val="16"/>
+              </w:rPr>
+              <w:t>Keep stocked quote/PO/shipment sandbox testing blocked.</w:t>
+            </w:r>
+          </w:p>
+        </w:tc>
+        <w:tc>
+          <w:tcPr>
+            <w:tcW w:type="dxa" w:w="1224"/>
+            <w:vAlign w:val="center"/>
+          </w:tcPr>
+          <w:p>
+            <w:pPr>
+              <w:spacing w:after="40" w:before="40"/>
+            </w:pPr>
+            <w:r>
+              <w:rPr>
+                <w:sz w:val="16"/>
+              </w:rPr>
+              <w:t>Curaleaf action</w:t>
+            </w:r>
+          </w:p>
+        </w:tc>
+      </w:tr>
+      <w:tr>
+        <w:tc>
+          <w:tcPr>
+            <w:tcW w:type="dxa" w:w="792"/>
+            <w:vAlign w:val="center"/>
+          </w:tcPr>
+          <w:p>
+            <w:pPr>
+              <w:spacing w:after="40" w:before="40"/>
+            </w:pPr>
+            <w:r>
+              <w:rPr>
+                <w:sz w:val="16"/>
+              </w:rPr>
+              <w:t>Q5</w:t>
+            </w:r>
+          </w:p>
+        </w:tc>
+        <w:tc>
+          <w:tcPr>
+            <w:tcW w:type="dxa" w:w="3384"/>
+            <w:vAlign w:val="center"/>
+          </w:tcPr>
+          <w:p>
+            <w:pPr>
+              <w:spacing w:after="40" w:before="40"/>
+            </w:pPr>
+            <w:r>
+              <w:rPr>
+                <w:sz w:val="16"/>
+              </w:rPr>
+              <w:t>Existing and second dev-pharmacy keys are still to be supplied.</w:t>
+            </w:r>
+          </w:p>
+        </w:tc>
+        <w:tc>
+          <w:tcPr>
+            <w:tcW w:type="dxa" w:w="4392"/>
+            <w:vAlign w:val="center"/>
+          </w:tcPr>
+          <w:p>
+            <w:pPr>
+              <w:spacing w:after="40" w:before="40"/>
+            </w:pPr>
+            <w:r>
+              <w:rPr>
+                <w:sz w:val="16"/>
+              </w:rPr>
+              <w:t>Complete two-tenant isolation UAT when both keys arrive.</w:t>
+            </w:r>
+          </w:p>
+        </w:tc>
+        <w:tc>
+          <w:tcPr>
+            <w:tcW w:type="dxa" w:w="1224"/>
+            <w:vAlign w:val="center"/>
+          </w:tcPr>
+          <w:p>
+            <w:pPr>
+              <w:spacing w:after="40" w:before="40"/>
+            </w:pPr>
+            <w:r>
+              <w:rPr>
+                <w:sz w:val="16"/>
+              </w:rPr>
+              <w:t>Curaleaf action</w:t>
+            </w:r>
+          </w:p>
+        </w:tc>
+      </w:tr>
+      <w:tr>
+        <w:tc>
+          <w:tcPr>
+            <w:tcW w:type="dxa" w:w="792"/>
+            <w:vAlign w:val="center"/>
+          </w:tcPr>
+          <w:p>
+            <w:pPr>
+              <w:spacing w:after="40" w:before="40"/>
+            </w:pPr>
+            <w:r>
+              <w:rPr>
+                <w:sz w:val="16"/>
+              </w:rPr>
+              <w:t>Q6</w:t>
+            </w:r>
+          </w:p>
+        </w:tc>
+        <w:tc>
+          <w:tcPr>
+            <w:tcW w:type="dxa" w:w="3384"/>
+            <w:vAlign w:val="center"/>
+          </w:tcPr>
+          <w:p>
+            <w:pPr>
+              <w:spacing w:after="40" w:before="40"/>
+            </w:pPr>
+            <w:r>
+              <w:rPr>
+                <w:sz w:val="16"/>
+              </w:rPr>
+              <w:t>After joint integration acceptance and Ellis approval, later pharmacies may go directly live.</w:t>
+            </w:r>
+          </w:p>
+        </w:tc>
+        <w:tc>
+          <w:tcPr>
+            <w:tcW w:type="dxa" w:w="4392"/>
+            <w:vAlign w:val="center"/>
+          </w:tcPr>
+          <w:p>
+            <w:pPr>
+              <w:spacing w:after="40" w:before="40"/>
+            </w:pPr>
+            <w:r>
+              <w:rPr>
+                <w:sz w:val="16"/>
+              </w:rPr>
+              <w:t>Document a conditional onboarding route; do not enable it before written approval.</w:t>
+            </w:r>
+          </w:p>
+        </w:tc>
+        <w:tc>
+          <w:tcPr>
+            <w:tcW w:type="dxa" w:w="1224"/>
+            <w:vAlign w:val="center"/>
+          </w:tcPr>
+          <w:p>
+            <w:pPr>
+              <w:spacing w:after="40" w:before="40"/>
+            </w:pPr>
+            <w:r>
+              <w:rPr>
+                <w:sz w:val="16"/>
+              </w:rPr>
+              <w:t>Conditional</w:t>
+            </w:r>
+          </w:p>
+        </w:tc>
+      </w:tr>
+      <w:tr>
+        <w:tc>
+          <w:tcPr>
+            <w:tcW w:type="dxa" w:w="792"/>
+            <w:vAlign w:val="center"/>
+          </w:tcPr>
+          <w:p>
+            <w:pPr>
+              <w:spacing w:after="40" w:before="40"/>
+            </w:pPr>
+            <w:r>
+              <w:rPr>
+                <w:sz w:val="16"/>
+              </w:rPr>
+              <w:t>Q7</w:t>
+            </w:r>
+          </w:p>
+        </w:tc>
+        <w:tc>
+          <w:tcPr>
+            <w:tcW w:type="dxa" w:w="3384"/>
+            <w:vAlign w:val="center"/>
+          </w:tcPr>
+          <w:p>
+            <w:pPr>
+              <w:spacing w:after="40" w:before="40"/>
+            </w:pPr>
+            <w:r>
+              <w:rPr>
+                <w:sz w:val="16"/>
+              </w:rPr>
+              <w:t>Prescription scan maximum is 16 MB.</w:t>
+            </w:r>
+          </w:p>
+        </w:tc>
+        <w:tc>
+          <w:tcPr>
+            <w:tcW w:type="dxa" w:w="4392"/>
+            <w:vAlign w:val="center"/>
+          </w:tcPr>
+          <w:p>
+            <w:pPr>
+              <w:spacing w:after="40" w:before="40"/>
+            </w:pPr>
+            <w:r>
+              <w:rPr>
+                <w:sz w:val="16"/>
+              </w:rPr>
+              <w:t>Enforce 16,000,000 bytes server-side; accept PDF, JPEG and PNG only.</w:t>
+            </w:r>
+          </w:p>
+        </w:tc>
+        <w:tc>
+          <w:tcPr>
+            <w:tcW w:type="dxa" w:w="1224"/>
+            <w:vAlign w:val="center"/>
+          </w:tcPr>
+          <w:p>
+            <w:pPr>
+              <w:spacing w:after="40" w:before="40"/>
+            </w:pPr>
+            <w:r>
+              <w:rPr>
+                <w:sz w:val="16"/>
+              </w:rPr>
+              <w:t>Implemented</w:t>
+            </w:r>
+          </w:p>
+        </w:tc>
+      </w:tr>
+      <w:tr>
+        <w:tc>
+          <w:tcPr>
+            <w:tcW w:type="dxa" w:w="792"/>
+            <w:vAlign w:val="center"/>
+          </w:tcPr>
+          <w:p>
+            <w:pPr>
+              <w:spacing w:after="40" w:before="40"/>
+            </w:pPr>
+            <w:r>
+              <w:rPr>
+                <w:sz w:val="16"/>
+              </w:rPr>
+              <w:t>Q8</w:t>
+            </w:r>
+          </w:p>
+        </w:tc>
+        <w:tc>
+          <w:tcPr>
+            <w:tcW w:type="dxa" w:w="3384"/>
+            <w:vAlign w:val="center"/>
+          </w:tcPr>
+          <w:p>
+            <w:pPr>
+              <w:spacing w:after="40" w:before="40"/>
+            </w:pPr>
+            <w:r>
+              <w:rPr>
+                <w:sz w:val="16"/>
+              </w:rPr>
+              <w:t>Customer service will contact the pharmacy on prescription review exceptions; no formal API process exists.</w:t>
+            </w:r>
+          </w:p>
+        </w:tc>
+        <w:tc>
+          <w:tcPr>
+            <w:tcW w:type="dxa" w:w="4392"/>
+            <w:vAlign w:val="center"/>
+          </w:tcPr>
+          <w:p>
+            <w:pPr>
+              <w:spacing w:after="40" w:before="40"/>
+            </w:pPr>
+            <w:r>
+              <w:rPr>
+                <w:sz w:val="16"/>
+              </w:rPr>
+              <w:t>Create an audited support case without assuming CANCELLED means declined.</w:t>
+            </w:r>
+          </w:p>
+        </w:tc>
+        <w:tc>
+          <w:tcPr>
+            <w:tcW w:type="dxa" w:w="1224"/>
+            <w:vAlign w:val="center"/>
+          </w:tcPr>
+          <w:p>
+            <w:pPr>
+              <w:spacing w:after="40" w:before="40"/>
+            </w:pPr>
+            <w:r>
+              <w:rPr>
+                <w:sz w:val="16"/>
+              </w:rPr>
+              <w:t>Implemented</w:t>
+            </w:r>
+          </w:p>
+        </w:tc>
+      </w:tr>
+      <w:tr>
+        <w:tc>
+          <w:tcPr>
+            <w:tcW w:type="dxa" w:w="792"/>
+            <w:vAlign w:val="center"/>
+          </w:tcPr>
+          <w:p>
+            <w:pPr>
+              <w:spacing w:after="40" w:before="40"/>
+            </w:pPr>
+            <w:r>
+              <w:rPr>
+                <w:sz w:val="16"/>
+              </w:rPr>
+              <w:t>Q9</w:t>
+            </w:r>
+          </w:p>
+        </w:tc>
+        <w:tc>
+          <w:tcPr>
+            <w:tcW w:type="dxa" w:w="3384"/>
+            <w:vAlign w:val="center"/>
+          </w:tcPr>
+          <w:p>
+            <w:pPr>
+              <w:spacing w:after="40" w:before="40"/>
+            </w:pPr>
+            <w:r>
+              <w:rPr>
+                <w:sz w:val="16"/>
+              </w:rPr>
+              <w:t>Soft limit is 1 request/second; use 429 headers; recommended polling is every 10 seconds.</w:t>
+            </w:r>
+          </w:p>
+        </w:tc>
+        <w:tc>
+          <w:tcPr>
+            <w:tcW w:type="dxa" w:w="4392"/>
+            <w:vAlign w:val="center"/>
+          </w:tcPr>
+          <w:p>
+            <w:pPr>
+              <w:spacing w:after="40" w:before="40"/>
+            </w:pPr>
+            <w:r>
+              <w:rPr>
+                <w:sz w:val="16"/>
+              </w:rPr>
+              <w:t>Use per-pharmacy throttling, event cursors, retry-after handling and a task watchdog.</w:t>
+            </w:r>
+          </w:p>
+        </w:tc>
+        <w:tc>
+          <w:tcPr>
+            <w:tcW w:type="dxa" w:w="1224"/>
+            <w:vAlign w:val="center"/>
+          </w:tcPr>
+          <w:p>
+            <w:pPr>
+              <w:spacing w:after="40" w:before="40"/>
+            </w:pPr>
+            <w:r>
+              <w:rPr>
+                <w:sz w:val="16"/>
+              </w:rPr>
+              <w:t>Implemented</w:t>
+            </w:r>
+          </w:p>
+        </w:tc>
+      </w:tr>
+      <w:tr>
+        <w:tc>
+          <w:tcPr>
+            <w:tcW w:type="dxa" w:w="792"/>
+            <w:vAlign w:val="center"/>
+          </w:tcPr>
+          <w:p>
+            <w:pPr>
+              <w:spacing w:after="40" w:before="40"/>
+            </w:pPr>
+            <w:r>
+              <w:rPr>
+                <w:sz w:val="16"/>
+              </w:rPr>
+              <w:t>Q10</w:t>
+            </w:r>
+          </w:p>
+        </w:tc>
+        <w:tc>
+          <w:tcPr>
+            <w:tcW w:type="dxa" w:w="3384"/>
+            <w:vAlign w:val="center"/>
+          </w:tcPr>
+          <w:p>
+            <w:pPr>
+              <w:spacing w:after="40" w:before="40"/>
+            </w:pPr>
+            <w:r>
+              <w:rPr>
+                <w:sz w:val="16"/>
+              </w:rPr>
+              <w:t>A prescriber is required for every prescription and Curaleaf validates credentials before shipping.</w:t>
+            </w:r>
+          </w:p>
+        </w:tc>
+        <w:tc>
+          <w:tcPr>
+            <w:tcW w:type="dxa" w:w="4392"/>
+            <w:vAlign w:val="center"/>
+          </w:tcPr>
+          <w:p>
+            <w:pPr>
+              <w:spacing w:after="40" w:before="40"/>
+            </w:pPr>
+            <w:r>
+              <w:rPr>
+                <w:sz w:val="16"/>
+              </w:rPr>
+              <w:t>Search/create the prescriber first and show PENDING as supplier credential validation/review.</w:t>
+            </w:r>
+          </w:p>
+        </w:tc>
+        <w:tc>
+          <w:tcPr>
+            <w:tcW w:type="dxa" w:w="1224"/>
+            <w:vAlign w:val="center"/>
+          </w:tcPr>
+          <w:p>
+            <w:pPr>
+              <w:spacing w:after="40" w:before="40"/>
+            </w:pPr>
+            <w:r>
+              <w:rPr>
+                <w:sz w:val="16"/>
+              </w:rPr>
+              <w:t>Implemented</w:t>
+            </w:r>
+          </w:p>
+        </w:tc>
+      </w:tr>
+      <w:tr>
+        <w:tc>
+          <w:tcPr>
+            <w:tcW w:type="dxa" w:w="792"/>
+            <w:vAlign w:val="center"/>
+          </w:tcPr>
+          <w:p>
+            <w:pPr>
+              <w:spacing w:after="40" w:before="40"/>
+            </w:pPr>
+            <w:r>
+              <w:rPr>
+                <w:sz w:val="16"/>
+              </w:rPr>
+              <w:t>Q11</w:t>
+            </w:r>
+          </w:p>
+        </w:tc>
+        <w:tc>
+          <w:tcPr>
+            <w:tcW w:type="dxa" w:w="3384"/>
+            <w:vAlign w:val="center"/>
+          </w:tcPr>
+          <w:p>
+            <w:pPr>
+              <w:spacing w:after="40" w:before="40"/>
+            </w:pPr>
+            <w:r>
+              <w:rPr>
+                <w:sz w:val="16"/>
+              </w:rPr>
+              <w:t>Purchase-order cancellation requires customer service; no API endpoint exists.</w:t>
+            </w:r>
+          </w:p>
+        </w:tc>
+        <w:tc>
+          <w:tcPr>
+            <w:tcW w:type="dxa" w:w="4392"/>
+            <w:vAlign w:val="center"/>
+          </w:tcPr>
+          <w:p>
+            <w:pPr>
+              <w:spacing w:after="40" w:before="40"/>
+            </w:pPr>
+            <w:r>
+              <w:rPr>
+                <w:sz w:val="16"/>
+              </w:rPr>
+              <w:t>Record an audited request only while PO is CREATED; wait for Curaleaf confirmation.</w:t>
+            </w:r>
+          </w:p>
+        </w:tc>
+        <w:tc>
+          <w:tcPr>
+            <w:tcW w:type="dxa" w:w="1224"/>
+            <w:vAlign w:val="center"/>
+          </w:tcPr>
+          <w:p>
+            <w:pPr>
+              <w:spacing w:after="40" w:before="40"/>
+            </w:pPr>
+            <w:r>
+              <w:rPr>
+                <w:sz w:val="16"/>
+              </w:rPr>
+              <w:t>Implemented</w:t>
+            </w:r>
+          </w:p>
+        </w:tc>
+      </w:tr>
+      <w:tr>
+        <w:tc>
+          <w:tcPr>
+            <w:tcW w:type="dxa" w:w="792"/>
+            <w:vAlign w:val="center"/>
+          </w:tcPr>
+          <w:p>
+            <w:pPr>
+              <w:spacing w:after="40" w:before="40"/>
+            </w:pPr>
+            <w:r>
+              <w:rPr>
+                <w:sz w:val="16"/>
+              </w:rPr>
+              <w:t>Q12</w:t>
+            </w:r>
+          </w:p>
+        </w:tc>
+        <w:tc>
+          <w:tcPr>
+            <w:tcW w:type="dxa" w:w="3384"/>
+            <w:vAlign w:val="center"/>
+          </w:tcPr>
+          <w:p>
+            <w:pPr>
+              <w:spacing w:after="40" w:before="40"/>
+            </w:pPr>
+            <w:r>
+              <w:rPr>
+                <w:sz w:val="16"/>
+              </w:rPr>
+              <w:t>Catalogue price is recommended patient price; /quotes is authoritative for order cost and discounts.</w:t>
+            </w:r>
+          </w:p>
+        </w:tc>
+        <w:tc>
+          <w:tcPr>
+            <w:tcW w:type="dxa" w:w="4392"/>
+            <w:vAlign w:val="center"/>
+          </w:tcPr>
+          <w:p>
+            <w:pPr>
+              <w:spacing w:after="40" w:before="40"/>
+            </w:pPr>
+            <w:r>
+              <w:rPr>
+                <w:sz w:val="16"/>
+              </w:rPr>
+              <w:t>Requote immediately before PO placement and hold stock/price changes for the agreed workflow.</w:t>
+            </w:r>
+          </w:p>
+        </w:tc>
+        <w:tc>
+          <w:tcPr>
+            <w:tcW w:type="dxa" w:w="1224"/>
+            <w:vAlign w:val="center"/>
+          </w:tcPr>
+          <w:p>
+            <w:pPr>
+              <w:spacing w:after="40" w:before="40"/>
+            </w:pPr>
+            <w:r>
+              <w:rPr>
+                <w:sz w:val="16"/>
+              </w:rPr>
+              <w:t>Implemented</w:t>
+            </w:r>
+          </w:p>
+        </w:tc>
+      </w:tr>
+      <w:tr>
+        <w:tc>
+          <w:tcPr>
+            <w:tcW w:type="dxa" w:w="792"/>
+            <w:vAlign w:val="center"/>
+          </w:tcPr>
+          <w:p>
+            <w:pPr>
+              <w:spacing w:after="40" w:before="40"/>
+            </w:pPr>
+            <w:r>
+              <w:rPr>
+                <w:sz w:val="16"/>
+              </w:rPr>
+              <w:t>Q13</w:t>
+            </w:r>
+          </w:p>
+        </w:tc>
+        <w:tc>
+          <w:tcPr>
+            <w:tcW w:type="dxa" w:w="3384"/>
+            <w:vAlign w:val="center"/>
+          </w:tcPr>
+          <w:p>
+            <w:pPr>
+              <w:spacing w:after="40" w:before="40"/>
+            </w:pPr>
+            <w:r>
+              <w:rPr>
+                <w:sz w:val="16"/>
+              </w:rPr>
+              <w:t>DPA, data-sharing and prescription-scan retention terms remain with legal/commercial.</w:t>
+            </w:r>
+          </w:p>
+        </w:tc>
+        <w:tc>
+          <w:tcPr>
+            <w:tcW w:type="dxa" w:w="4392"/>
+            <w:vAlign w:val="center"/>
+          </w:tcPr>
+          <w:p>
+            <w:pPr>
+              <w:spacing w:after="40" w:before="40"/>
+            </w:pPr>
+            <w:r>
+              <w:rPr>
+                <w:sz w:val="16"/>
+              </w:rPr>
+              <w:t>Block production patient/prescription-data go-live until received and approved.</w:t>
+            </w:r>
+          </w:p>
+        </w:tc>
+        <w:tc>
+          <w:tcPr>
+            <w:tcW w:type="dxa" w:w="1224"/>
+            <w:vAlign w:val="center"/>
+          </w:tcPr>
+          <w:p>
+            <w:pPr>
+              <w:spacing w:after="40" w:before="40"/>
+            </w:pPr>
+            <w:r>
+              <w:rPr>
+                <w:sz w:val="16"/>
+              </w:rPr>
+              <w:t>Legal gate</w:t>
+            </w:r>
+          </w:p>
+        </w:tc>
+      </w:tr>
+    </w:tbl>
+    <w:p>
+      <w:pPr>
+        <w:pStyle w:val="Heading2"/>
+      </w:pPr>
+      <w:r>
+        <w:t>Operational release gates</w:t>
+      </w:r>
+    </w:p>
+    <w:p>
+      <w:r>
+        <w:rPr>
+          <w:b/>
+        </w:rPr>
+        <w:t xml:space="preserve">Release gate. </w:t>
+      </w:r>
+      <w:r>
+        <w:t>Do not enable production patient or prescription data until Q13 legal terms and retention rules are approved.</w:t>
+      </w:r>
+    </w:p>
+    <w:p>
+      <w:r>
+        <w:rPr>
+          <w:b/>
+        </w:rPr>
+        <w:t xml:space="preserve">Release gate. </w:t>
+      </w:r>
+      <w:r>
+        <w:t>Do not declare multi-pharmacy sandbox UAT complete until Q4 and Q5 provide stocked products and two tenant keys.</w:t>
+      </w:r>
+    </w:p>
+    <w:p>
+      <w:r>
+        <w:rPr>
+          <w:b/>
+        </w:rPr>
+        <w:t xml:space="preserve">Release gate. </w:t>
+      </w:r>
+      <w:r>
+        <w:t>Do not enable direct-to-live onboarding until Ellis and Curaleaf confirm the post-acceptance route in writing.</w:t>
       </w:r>
     </w:p>
     <w:sectPr>
